--- a/2025.11.24_Project_proposal_Понаровская И.С..docx
+++ b/2025.11.24_Project_proposal_Понаровская И.С..docx
@@ -4476,7 +4476,13 @@
         <w:rPr>
           <w:rFonts w:cs="Times New Roman"/>
         </w:rPr>
-        <w:t xml:space="preserve">Инструмент для построения </w:t>
+        <w:t>Д</w:t>
+      </w:r>
+      <w:r>
+        <w:rPr>
+          <w:rFonts w:cs="Times New Roman"/>
+        </w:rPr>
+        <w:t xml:space="preserve">ля построения </w:t>
       </w:r>
       <w:r>
         <w:rPr>
@@ -4537,7 +4543,49 @@
           <w:rFonts w:cs="Times New Roman"/>
           <w:highlight w:val="yellow"/>
         </w:rPr>
-        <w:t>еще предстоит выбрать.</w:t>
+        <w:t>выбран С</w:t>
+      </w:r>
+      <w:r>
+        <w:rPr>
+          <w:rFonts w:cs="Times New Roman"/>
+          <w:highlight w:val="yellow"/>
+        </w:rPr>
+        <w:t xml:space="preserve">ервис </w:t>
+      </w:r>
+      <w:proofErr w:type="spellStart"/>
+      <w:r>
+        <w:rPr>
+          <w:rFonts w:cs="Times New Roman"/>
+          <w:highlight w:val="yellow"/>
+          <w:lang w:val="en-US"/>
+        </w:rPr>
+        <w:t>IOctopus</w:t>
+      </w:r>
+      <w:proofErr w:type="spellEnd"/>
+      <w:r>
+        <w:rPr>
+          <w:rFonts w:cs="Times New Roman"/>
+          <w:highlight w:val="yellow"/>
+          <w:lang w:val="en-US"/>
+        </w:rPr>
+        <w:t xml:space="preserve"> - </w:t>
+      </w:r>
+      <w:hyperlink r:id="rId9" w:history="1">
+        <w:r>
+          <w:rPr>
+            <w:rStyle w:val="ac"/>
+            <w:rFonts w:cs="Times New Roman"/>
+            <w:lang w:val="en-US"/>
+          </w:rPr>
+          <w:t>https://mind-map-online.ru</w:t>
+        </w:r>
+      </w:hyperlink>
+      <w:r>
+        <w:rPr>
+          <w:rFonts w:cs="Times New Roman"/>
+          <w:highlight w:val="yellow"/>
+        </w:rPr>
+        <w:t>.</w:t>
       </w:r>
     </w:p>
     <w:p>
@@ -5435,7 +5483,7 @@
         </w:rPr>
         <w:t xml:space="preserve"> Salvador JL. Group Decision-Making Model Based on 2-Tuple Fuzzy Linguistic Model and AHP Applied to Measuring Digital Maturity Level of Organizations // Systems, 2023, 11(7):341, P. 32, </w:t>
       </w:r>
-      <w:hyperlink r:id="rId9" w:history="1">
+      <w:hyperlink r:id="rId10" w:history="1">
         <w:r>
           <w:rPr>
             <w:rStyle w:val="ac"/>
@@ -5559,6 +5607,7 @@
           <w:rFonts w:cs="Times New Roman"/>
           <w:lang w:val="en-US"/>
         </w:rPr>
+        <w:lastRenderedPageBreak/>
         <w:t>8</w:t>
       </w:r>
       <w:r>
@@ -5618,7 +5667,6 @@
           <w:rFonts w:cs="Times New Roman"/>
           <w:lang w:val="en-US"/>
         </w:rPr>
-        <w:lastRenderedPageBreak/>
         <w:t>9</w:t>
       </w:r>
       <w:r>
@@ -6513,7 +6561,7 @@
           <w:color w:val="EE0000"/>
         </w:rPr>
       </w:pPr>
-      <w:hyperlink r:id="rId10" w:history="1">
+      <w:hyperlink r:id="rId11" w:history="1">
         <w:r>
           <w:rPr>
             <w:rStyle w:val="ac"/>
@@ -6574,29 +6622,283 @@
         <w:rPr>
           <w:rStyle w:val="rynqvb"/>
           <w:color w:val="EE0000"/>
-          <w:lang w:val="en-US"/>
-        </w:rPr>
-      </w:pPr>
-      <w:hyperlink r:id="rId11" w:history="1">
+        </w:rPr>
+      </w:pPr>
+      <w:hyperlink r:id="rId12" w:history="1">
         <w:r>
           <w:rPr>
             <w:rStyle w:val="ac"/>
             <w:lang w:val="en-US"/>
           </w:rPr>
-          <w:t>https://docs.google.com/spreadsheets/d/19LgAIZoDm3VNZLRM6TtRB7lNih_42OYG/edit?usp=drive_link&amp;ouid=111580538807072465554&amp;rtpof=true&amp;sd=true</w:t>
+          <w:t>https</w:t>
+        </w:r>
+        <w:r>
+          <w:rPr>
+            <w:rStyle w:val="ac"/>
+          </w:rPr>
+          <w:t>://</w:t>
+        </w:r>
+        <w:r>
+          <w:rPr>
+            <w:rStyle w:val="ac"/>
+            <w:lang w:val="en-US"/>
+          </w:rPr>
+          <w:t>docs</w:t>
+        </w:r>
+        <w:r>
+          <w:rPr>
+            <w:rStyle w:val="ac"/>
+          </w:rPr>
+          <w:t>.</w:t>
+        </w:r>
+        <w:r>
+          <w:rPr>
+            <w:rStyle w:val="ac"/>
+            <w:lang w:val="en-US"/>
+          </w:rPr>
+          <w:t>google</w:t>
+        </w:r>
+        <w:r>
+          <w:rPr>
+            <w:rStyle w:val="ac"/>
+          </w:rPr>
+          <w:t>.</w:t>
+        </w:r>
+        <w:r>
+          <w:rPr>
+            <w:rStyle w:val="ac"/>
+            <w:lang w:val="en-US"/>
+          </w:rPr>
+          <w:t>com</w:t>
+        </w:r>
+        <w:r>
+          <w:rPr>
+            <w:rStyle w:val="ac"/>
+          </w:rPr>
+          <w:t>/</w:t>
+        </w:r>
+        <w:r>
+          <w:rPr>
+            <w:rStyle w:val="ac"/>
+            <w:lang w:val="en-US"/>
+          </w:rPr>
+          <w:t>spreadsheets</w:t>
+        </w:r>
+        <w:r>
+          <w:rPr>
+            <w:rStyle w:val="ac"/>
+          </w:rPr>
+          <w:t>/</w:t>
+        </w:r>
+        <w:r>
+          <w:rPr>
+            <w:rStyle w:val="ac"/>
+            <w:lang w:val="en-US"/>
+          </w:rPr>
+          <w:t>d</w:t>
+        </w:r>
+        <w:r>
+          <w:rPr>
+            <w:rStyle w:val="ac"/>
+          </w:rPr>
+          <w:t>/19</w:t>
+        </w:r>
+        <w:proofErr w:type="spellStart"/>
+        <w:r>
+          <w:rPr>
+            <w:rStyle w:val="ac"/>
+            <w:lang w:val="en-US"/>
+          </w:rPr>
+          <w:t>LgAIZoDm</w:t>
+        </w:r>
+        <w:proofErr w:type="spellEnd"/>
+        <w:r>
+          <w:rPr>
+            <w:rStyle w:val="ac"/>
+          </w:rPr>
+          <w:t>3</w:t>
+        </w:r>
+        <w:r>
+          <w:rPr>
+            <w:rStyle w:val="ac"/>
+            <w:lang w:val="en-US"/>
+          </w:rPr>
+          <w:t>VNZLRM</w:t>
+        </w:r>
+        <w:r>
+          <w:rPr>
+            <w:rStyle w:val="ac"/>
+          </w:rPr>
+          <w:t>6</w:t>
+        </w:r>
+        <w:proofErr w:type="spellStart"/>
+        <w:r>
+          <w:rPr>
+            <w:rStyle w:val="ac"/>
+            <w:lang w:val="en-US"/>
+          </w:rPr>
+          <w:t>TtRB</w:t>
+        </w:r>
+        <w:proofErr w:type="spellEnd"/>
+        <w:r>
+          <w:rPr>
+            <w:rStyle w:val="ac"/>
+          </w:rPr>
+          <w:t>7</w:t>
+        </w:r>
+        <w:proofErr w:type="spellStart"/>
+        <w:r>
+          <w:rPr>
+            <w:rStyle w:val="ac"/>
+            <w:lang w:val="en-US"/>
+          </w:rPr>
+          <w:t>lNih</w:t>
+        </w:r>
+        <w:proofErr w:type="spellEnd"/>
+        <w:r>
+          <w:rPr>
+            <w:rStyle w:val="ac"/>
+          </w:rPr>
+          <w:t>_42</w:t>
+        </w:r>
+        <w:r>
+          <w:rPr>
+            <w:rStyle w:val="ac"/>
+            <w:lang w:val="en-US"/>
+          </w:rPr>
+          <w:t>OYG</w:t>
+        </w:r>
+        <w:r>
+          <w:rPr>
+            <w:rStyle w:val="ac"/>
+          </w:rPr>
+          <w:t>/</w:t>
+        </w:r>
+        <w:r>
+          <w:rPr>
+            <w:rStyle w:val="ac"/>
+            <w:lang w:val="en-US"/>
+          </w:rPr>
+          <w:t>edit</w:t>
+        </w:r>
+        <w:r>
+          <w:rPr>
+            <w:rStyle w:val="ac"/>
+          </w:rPr>
+          <w:t>?</w:t>
+        </w:r>
+        <w:proofErr w:type="spellStart"/>
+        <w:r>
+          <w:rPr>
+            <w:rStyle w:val="ac"/>
+            <w:lang w:val="en-US"/>
+          </w:rPr>
+          <w:t>usp</w:t>
+        </w:r>
+        <w:proofErr w:type="spellEnd"/>
+        <w:r>
+          <w:rPr>
+            <w:rStyle w:val="ac"/>
+          </w:rPr>
+          <w:t>=</w:t>
+        </w:r>
+        <w:r>
+          <w:rPr>
+            <w:rStyle w:val="ac"/>
+            <w:lang w:val="en-US"/>
+          </w:rPr>
+          <w:t>drive</w:t>
+        </w:r>
+        <w:r>
+          <w:rPr>
+            <w:rStyle w:val="ac"/>
+          </w:rPr>
+          <w:t>_</w:t>
+        </w:r>
+        <w:r>
+          <w:rPr>
+            <w:rStyle w:val="ac"/>
+            <w:lang w:val="en-US"/>
+          </w:rPr>
+          <w:t>link</w:t>
+        </w:r>
+        <w:r>
+          <w:rPr>
+            <w:rStyle w:val="ac"/>
+          </w:rPr>
+          <w:t>&amp;</w:t>
+        </w:r>
+        <w:proofErr w:type="spellStart"/>
+        <w:r>
+          <w:rPr>
+            <w:rStyle w:val="ac"/>
+            <w:lang w:val="en-US"/>
+          </w:rPr>
+          <w:t>ouid</w:t>
+        </w:r>
+        <w:proofErr w:type="spellEnd"/>
+        <w:r>
+          <w:rPr>
+            <w:rStyle w:val="ac"/>
+          </w:rPr>
+          <w:t>=111580538807072465554&amp;</w:t>
+        </w:r>
+        <w:proofErr w:type="spellStart"/>
+        <w:r>
+          <w:rPr>
+            <w:rStyle w:val="ac"/>
+            <w:lang w:val="en-US"/>
+          </w:rPr>
+          <w:t>rtpof</w:t>
+        </w:r>
+        <w:proofErr w:type="spellEnd"/>
+        <w:r>
+          <w:rPr>
+            <w:rStyle w:val="ac"/>
+          </w:rPr>
+          <w:t>=</w:t>
+        </w:r>
+        <w:r>
+          <w:rPr>
+            <w:rStyle w:val="ac"/>
+            <w:lang w:val="en-US"/>
+          </w:rPr>
+          <w:t>true</w:t>
+        </w:r>
+        <w:r>
+          <w:rPr>
+            <w:rStyle w:val="ac"/>
+          </w:rPr>
+          <w:t>&amp;</w:t>
+        </w:r>
+        <w:proofErr w:type="spellStart"/>
+        <w:r>
+          <w:rPr>
+            <w:rStyle w:val="ac"/>
+            <w:lang w:val="en-US"/>
+          </w:rPr>
+          <w:t>sd</w:t>
+        </w:r>
+        <w:proofErr w:type="spellEnd"/>
+        <w:r>
+          <w:rPr>
+            <w:rStyle w:val="ac"/>
+          </w:rPr>
+          <w:t>=</w:t>
+        </w:r>
+        <w:r>
+          <w:rPr>
+            <w:rStyle w:val="ac"/>
+            <w:lang w:val="en-US"/>
+          </w:rPr>
+          <w:t>true</w:t>
         </w:r>
       </w:hyperlink>
     </w:p>
-    <w:p>
-      <w:pPr>
-        <w:rPr>
-          <w:lang w:val="en-US"/>
-        </w:rPr>
-      </w:pPr>
-    </w:p>
+    <w:p/>
     <w:sectPr>
-      <w:footerReference w:type="default" r:id="rId12"/>
-      <w:footerReference w:type="first" r:id="rId13"/>
+      <w:footerReference w:type="default" r:id="rId13"/>
+      <w:footerReference w:type="first" r:id="rId14"/>
       <w:pgSz w:w="11906" w:h="16838"/>
       <w:pgMar w:top="1134" w:right="851" w:bottom="1134" w:left="1134" w:header="0" w:footer="0" w:gutter="0"/>
       <w:cols w:space="720"/>
@@ -11513,7 +11815,6 @@
   <w:style w:type="character" w:default="1" w:styleId="a0">
     <w:name w:val="Default Paragraph Font"/>
     <w:uiPriority w:val="1"/>
-    <w:semiHidden/>
     <w:unhideWhenUsed/>
   </w:style>
   <w:style w:type="table" w:default="1" w:styleId="a1">
